--- a/backend/word_templates/工程类/集团外工程/材料（设备）采购/五选二/1.采购意向公告.docx
+++ b/backend/word_templates/工程类/集团外工程/材料（设备）采购/五选二/1.采购意向公告.docx
@@ -560,28 +560,7 @@
           <w:highlight w:val="none"/>
           <w:lang w:val="en-US" w:eastAsia="zh-CN"/>
         </w:rPr>
-        <w:t>相应</w:t>
-      </w:r>
-      <w:r>
-        <w:rPr>
-          <w:rFonts w:hint="eastAsia" w:ascii="Times New Roman" w:hAnsi="Times New Roman" w:eastAsia="仿宋_GB2312" w:cs="Times New Roman"/>
-          <w:color w:val="auto"/>
-          <w:sz w:val="28"/>
-          <w:szCs w:val="28"/>
-          <w:highlight w:val="none"/>
-        </w:rPr>
-        <w:t>资质</w:t>
-      </w:r>
-      <w:r>
-        <w:rPr>
-          <w:rFonts w:hint="eastAsia" w:ascii="Times New Roman" w:hAnsi="Times New Roman" w:eastAsia="仿宋_GB2312" w:cs="Times New Roman"/>
-          <w:color w:val="auto"/>
-          <w:sz w:val="28"/>
-          <w:szCs w:val="28"/>
-          <w:highlight w:val="none"/>
-          <w:lang w:val="en-US" w:eastAsia="zh-CN"/>
-        </w:rPr>
-        <w:t>（具体资质要求详见报名类别清单），</w:t>
+        <w:t>相应营业范围（具体资质要求详见报名类别清单），</w:t>
       </w:r>
       <w:r>
         <w:rPr>
@@ -612,30 +591,10 @@
           <w:rFonts w:ascii="仿宋_GB2312" w:eastAsia="仿宋_GB2312"/>
           <w:sz w:val="28"/>
           <w:szCs w:val="28"/>
-          <w:u w:val="single"/>
-        </w:rPr>
-      </w:pPr>
-      <w:r>
-        <w:rPr>
-          <w:rFonts w:hint="eastAsia" w:ascii="仿宋_GB2312" w:eastAsia="仿宋_GB2312"/>
-          <w:sz w:val="28"/>
-          <w:szCs w:val="28"/>
-        </w:rPr>
-        <w:t>（3）供应商应当具有承接过同类项目的业绩。</w:t>
-      </w:r>
-    </w:p>
-    <w:p>
-      <w:pPr>
-        <w:adjustRightInd w:val="0"/>
-        <w:snapToGrid w:val="0"/>
-        <w:spacing w:line="600" w:lineRule="exact"/>
-        <w:jc w:val="left"/>
-        <w:rPr>
-          <w:rFonts w:ascii="仿宋_GB2312" w:eastAsia="仿宋_GB2312"/>
-          <w:sz w:val="28"/>
-          <w:szCs w:val="28"/>
-        </w:rPr>
-      </w:pPr>
+        </w:rPr>
+      </w:pPr>
+      <w:bookmarkStart w:id="1" w:name="_GoBack"/>
+      <w:bookmarkEnd w:id="1"/>
       <w:r>
         <w:rPr>
           <w:rFonts w:hint="eastAsia" w:ascii="仿宋_GB2312" w:eastAsia="仿宋_GB2312"/>
@@ -2931,20 +2890,7 @@
                 <w:szCs w:val="24"/>
                 <w:lang w:val="en-US" w:eastAsia="zh-CN"/>
               </w:rPr>
-              <w:t>{{caigou_l</w:t>
-            </w:r>
-            <w:bookmarkStart w:id="1" w:name="_GoBack"/>
-            <w:bookmarkEnd w:id="1"/>
-            <w:r>
-              <w:rPr>
-                <w:rFonts w:hint="eastAsia" w:ascii="仿宋_GB2312" w:hAnsi="仿宋_GB2312" w:eastAsia="仿宋_GB2312" w:cs="仿宋_GB2312"/>
-                <w:color w:val="auto"/>
-                <w:kern w:val="2"/>
-                <w:sz w:val="24"/>
-                <w:szCs w:val="24"/>
-                <w:lang w:val="en-US" w:eastAsia="zh-CN"/>
-              </w:rPr>
-              <w:t>eixing}}</w:t>
+              <w:t>{{caigou_leixing}}</w:t>
             </w:r>
           </w:p>
         </w:tc>

--- a/backend/word_templates/工程类/集团外工程/材料（设备）采购/五选二/1.采购意向公告.docx
+++ b/backend/word_templates/工程类/集团外工程/材料（设备）采购/五选二/1.采购意向公告.docx
@@ -18,9 +18,17 @@
       <w:r>
         <w:rPr>
           <w:rFonts w:hint="eastAsia" w:ascii="宋体" w:hAnsi="宋体" w:eastAsia="宋体" w:cs="宋体"/>
-          <w:lang w:val="en-US" w:eastAsia="zh-CN"/>
-        </w:rPr>
-        <w:t>{{caigou_xiangmu_ming}}意向供应商</w:t>
+          <w:color w:val="0000FF"/>
+          <w:lang w:val="en-US" w:eastAsia="zh-CN"/>
+        </w:rPr>
+        <w:t>{{caigou_xiangmu_ming}}</w:t>
+      </w:r>
+      <w:r>
+        <w:rPr>
+          <w:rFonts w:hint="eastAsia" w:ascii="宋体" w:hAnsi="宋体" w:eastAsia="宋体" w:cs="宋体"/>
+          <w:lang w:val="en-US" w:eastAsia="zh-CN"/>
+        </w:rPr>
+        <w:t>意向供应商</w:t>
       </w:r>
       <w:r>
         <w:rPr>
@@ -58,7 +66,17 @@
           <w:szCs w:val="28"/>
           <w:lang w:val="en-US" w:eastAsia="zh-CN"/>
         </w:rPr>
-        <w:t xml:space="preserve">  {{caigou_xiangmu_ming}}</w:t>
+        <w:t xml:space="preserve">  </w:t>
+      </w:r>
+      <w:r>
+        <w:rPr>
+          <w:rFonts w:hint="eastAsia" w:ascii="仿宋_GB2312" w:eastAsia="仿宋_GB2312"/>
+          <w:color w:val="0000FF"/>
+          <w:sz w:val="28"/>
+          <w:szCs w:val="28"/>
+          <w:lang w:val="en-US" w:eastAsia="zh-CN"/>
+        </w:rPr>
+        <w:t>{{caigou_xiangmu_ming}}</w:t>
       </w:r>
       <w:r>
         <w:rPr>
@@ -166,8 +184,10 @@
       <w:r>
         <w:rPr>
           <w:rFonts w:hint="eastAsia" w:ascii="仿宋_GB2312" w:eastAsia="仿宋_GB2312"/>
-          <w:sz w:val="28"/>
-          <w:szCs w:val="28"/>
+          <w:color w:val="0000FF"/>
+          <w:sz w:val="28"/>
+          <w:szCs w:val="28"/>
+          <w:u w:val="single"/>
           <w:lang w:val="en-US" w:eastAsia="zh-CN"/>
         </w:rPr>
         <w:t>{{caigou_xiangmu_ming}}</w:t>
@@ -593,8 +613,6 @@
           <w:szCs w:val="28"/>
         </w:rPr>
       </w:pPr>
-      <w:bookmarkStart w:id="1" w:name="_GoBack"/>
-      <w:bookmarkEnd w:id="1"/>
       <w:r>
         <w:rPr>
           <w:rFonts w:hint="eastAsia" w:ascii="仿宋_GB2312" w:eastAsia="仿宋_GB2312"/>
@@ -980,16 +998,16 @@
         <w:jc w:val="left"/>
         <w:rPr>
           <w:rFonts w:hint="default" w:ascii="仿宋_GB2312" w:eastAsia="仿宋_GB2312"/>
-          <w:color w:val="FF0000"/>
-          <w:sz w:val="28"/>
-          <w:szCs w:val="28"/>
-          <w:lang w:val="en-US" w:eastAsia="zh-CN"/>
-        </w:rPr>
-      </w:pPr>
-      <w:r>
-        <w:rPr>
-          <w:rFonts w:hint="eastAsia" w:ascii="仿宋_GB2312" w:eastAsia="仿宋_GB2312"/>
-          <w:color w:val="FF0000"/>
+          <w:color w:val="2B7FFF"/>
+          <w:sz w:val="28"/>
+          <w:szCs w:val="28"/>
+          <w:lang w:val="en-US" w:eastAsia="zh-CN"/>
+        </w:rPr>
+      </w:pPr>
+      <w:r>
+        <w:rPr>
+          <w:rFonts w:hint="eastAsia" w:ascii="仿宋_GB2312" w:eastAsia="仿宋_GB2312"/>
+          <w:color w:val="0000FF"/>
           <w:sz w:val="28"/>
           <w:szCs w:val="28"/>
           <w:lang w:val="en-US" w:eastAsia="zh-CN"/>
@@ -999,10 +1017,22 @@
     </w:p>
     <w:p>
       <w:pPr>
+        <w:keepNext/>
+        <w:keepLines w:val="0"/>
+        <w:pageBreakBefore w:val="0"/>
+        <w:widowControl w:val="0"/>
+        <w:kinsoku/>
+        <w:wordWrap/>
+        <w:overflowPunct/>
+        <w:topLinePunct w:val="0"/>
+        <w:autoSpaceDE/>
+        <w:autoSpaceDN/>
+        <w:bidi w:val="0"/>
         <w:adjustRightInd w:val="0"/>
         <w:snapToGrid w:val="0"/>
         <w:spacing w:line="600" w:lineRule="exact"/>
         <w:jc w:val="left"/>
+        <w:textAlignment w:val="auto"/>
         <w:rPr>
           <w:rFonts w:asciiTheme="minorEastAsia" w:hAnsiTheme="minorEastAsia"/>
           <w:b/>
@@ -1227,10 +1257,22 @@
     </w:p>
     <w:p>
       <w:pPr>
+        <w:keepNext/>
+        <w:keepLines w:val="0"/>
+        <w:pageBreakBefore w:val="0"/>
+        <w:widowControl w:val="0"/>
+        <w:kinsoku/>
+        <w:wordWrap/>
+        <w:overflowPunct/>
+        <w:topLinePunct w:val="0"/>
+        <w:autoSpaceDE/>
+        <w:autoSpaceDN/>
+        <w:bidi w:val="0"/>
         <w:adjustRightInd w:val="0"/>
         <w:snapToGrid w:val="0"/>
         <w:spacing w:line="600" w:lineRule="exact"/>
         <w:jc w:val="left"/>
+        <w:textAlignment w:val="auto"/>
         <w:rPr>
           <w:rFonts w:asciiTheme="minorEastAsia" w:hAnsiTheme="minorEastAsia"/>
           <w:b/>
@@ -1324,6 +1366,7 @@
       <w:r>
         <w:rPr>
           <w:rFonts w:hint="eastAsia" w:ascii="仿宋_GB2312" w:eastAsia="仿宋_GB2312"/>
+          <w:color w:val="0000FF"/>
           <w:sz w:val="28"/>
           <w:szCs w:val="28"/>
           <w:u w:val="single"/>
@@ -1342,6 +1385,7 @@
       <w:r>
         <w:rPr>
           <w:rFonts w:hint="eastAsia" w:ascii="仿宋_GB2312" w:eastAsia="仿宋_GB2312"/>
+          <w:color w:val="0000FF"/>
           <w:sz w:val="28"/>
           <w:szCs w:val="28"/>
           <w:u w:val="single"/>
@@ -1360,6 +1404,7 @@
       <w:r>
         <w:rPr>
           <w:rFonts w:hint="eastAsia" w:ascii="仿宋_GB2312" w:eastAsia="仿宋_GB2312"/>
+          <w:color w:val="0000FF"/>
           <w:sz w:val="28"/>
           <w:szCs w:val="28"/>
           <w:u w:val="single"/>
@@ -2026,10 +2071,30 @@
     </w:p>
     <w:p>
       <w:pPr>
+        <w:keepNext/>
+        <w:keepLines w:val="0"/>
+        <w:pageBreakBefore w:val="0"/>
+        <w:widowControl w:val="0"/>
+        <w:kinsoku/>
+        <w:wordWrap/>
+        <w:overflowPunct/>
+        <w:topLinePunct w:val="0"/>
+        <w:autoSpaceDE/>
+        <w:autoSpaceDN/>
+        <w:bidi w:val="0"/>
         <w:adjustRightInd w:val="0"/>
         <w:snapToGrid w:val="0"/>
         <w:spacing w:line="600" w:lineRule="exact"/>
         <w:jc w:val="left"/>
+        <w:textAlignment w:val="auto"/>
+        <w:rPr>
+          <w:rFonts w:ascii="宋体" w:hAnsi="宋体"/>
+          <w:b/>
+          <w:sz w:val="32"/>
+          <w:szCs w:val="32"/>
+        </w:rPr>
+      </w:pPr>
+      <w:r>
         <w:rPr>
           <w:rFonts w:hint="eastAsia" w:asciiTheme="minorEastAsia" w:hAnsiTheme="minorEastAsia"/>
           <w:b/>
@@ -2037,52 +2102,14 @@
           <w:szCs w:val="32"/>
           <w:lang w:val="en-US" w:eastAsia="zh-CN"/>
         </w:rPr>
-      </w:pPr>
-    </w:p>
-    <w:p>
-      <w:pPr>
-        <w:adjustRightInd w:val="0"/>
-        <w:snapToGrid w:val="0"/>
-        <w:spacing w:line="600" w:lineRule="exact"/>
-        <w:jc w:val="left"/>
+        <w:t>7</w:t>
+      </w:r>
+      <w:r>
         <w:rPr>
           <w:rFonts w:hint="eastAsia" w:asciiTheme="minorEastAsia" w:hAnsiTheme="minorEastAsia"/>
           <w:b/>
           <w:sz w:val="32"/>
           <w:szCs w:val="32"/>
-          <w:lang w:val="en-US" w:eastAsia="zh-CN"/>
-        </w:rPr>
-      </w:pPr>
-    </w:p>
-    <w:p>
-      <w:pPr>
-        <w:adjustRightInd w:val="0"/>
-        <w:snapToGrid w:val="0"/>
-        <w:spacing w:line="600" w:lineRule="exact"/>
-        <w:jc w:val="left"/>
-        <w:rPr>
-          <w:rFonts w:ascii="宋体" w:hAnsi="宋体"/>
-          <w:b/>
-          <w:sz w:val="32"/>
-          <w:szCs w:val="32"/>
-        </w:rPr>
-      </w:pPr>
-      <w:r>
-        <w:rPr>
-          <w:rFonts w:hint="eastAsia" w:asciiTheme="minorEastAsia" w:hAnsiTheme="minorEastAsia"/>
-          <w:b/>
-          <w:sz w:val="32"/>
-          <w:szCs w:val="32"/>
-          <w:lang w:val="en-US" w:eastAsia="zh-CN"/>
-        </w:rPr>
-        <w:t>7</w:t>
-      </w:r>
-      <w:r>
-        <w:rPr>
-          <w:rFonts w:hint="eastAsia" w:asciiTheme="minorEastAsia" w:hAnsiTheme="minorEastAsia"/>
-          <w:b/>
-          <w:sz w:val="32"/>
-          <w:szCs w:val="32"/>
         </w:rPr>
         <w:t>.</w:t>
       </w:r>
@@ -2098,11 +2125,23 @@
     </w:p>
     <w:p>
       <w:pPr>
+        <w:keepNext/>
+        <w:keepLines w:val="0"/>
+        <w:pageBreakBefore w:val="0"/>
+        <w:widowControl w:val="0"/>
+        <w:kinsoku/>
+        <w:wordWrap/>
+        <w:overflowPunct/>
+        <w:topLinePunct w:val="0"/>
+        <w:autoSpaceDE/>
+        <w:autoSpaceDN/>
+        <w:bidi w:val="0"/>
         <w:adjustRightInd w:val="0"/>
         <w:snapToGrid w:val="0"/>
         <w:spacing w:line="600" w:lineRule="exact"/>
         <w:ind w:firstLine="560" w:firstLineChars="200"/>
         <w:jc w:val="left"/>
+        <w:textAlignment w:val="auto"/>
         <w:rPr>
           <w:rFonts w:hint="eastAsia" w:ascii="仿宋_GB2312" w:eastAsia="仿宋_GB2312"/>
           <w:sz w:val="28"/>
@@ -2148,11 +2187,23 @@
     </w:p>
     <w:p>
       <w:pPr>
+        <w:keepNext/>
+        <w:keepLines w:val="0"/>
+        <w:pageBreakBefore w:val="0"/>
+        <w:widowControl w:val="0"/>
+        <w:kinsoku/>
+        <w:wordWrap/>
+        <w:overflowPunct/>
+        <w:topLinePunct w:val="0"/>
+        <w:autoSpaceDE/>
+        <w:autoSpaceDN/>
+        <w:bidi w:val="0"/>
         <w:adjustRightInd w:val="0"/>
         <w:snapToGrid w:val="0"/>
         <w:spacing w:line="600" w:lineRule="exact"/>
         <w:ind w:firstLine="560" w:firstLineChars="200"/>
         <w:jc w:val="left"/>
+        <w:textAlignment w:val="auto"/>
         <w:rPr>
           <w:rFonts w:ascii="仿宋_GB2312" w:eastAsia="仿宋_GB2312"/>
           <w:sz w:val="28"/>
@@ -2180,11 +2231,23 @@
     </w:p>
     <w:p>
       <w:pPr>
+        <w:keepNext/>
+        <w:keepLines w:val="0"/>
+        <w:pageBreakBefore w:val="0"/>
+        <w:widowControl w:val="0"/>
+        <w:kinsoku/>
+        <w:wordWrap/>
+        <w:overflowPunct/>
+        <w:topLinePunct w:val="0"/>
+        <w:autoSpaceDE/>
+        <w:autoSpaceDN/>
+        <w:bidi w:val="0"/>
         <w:adjustRightInd w:val="0"/>
         <w:snapToGrid w:val="0"/>
         <w:spacing w:line="600" w:lineRule="exact"/>
         <w:ind w:firstLine="560" w:firstLineChars="200"/>
         <w:jc w:val="left"/>
+        <w:textAlignment w:val="auto"/>
         <w:rPr>
           <w:rFonts w:hint="default" w:ascii="仿宋_GB2312" w:eastAsia="仿宋_GB2312"/>
           <w:sz w:val="28"/>
@@ -2212,11 +2275,23 @@
     </w:p>
     <w:p>
       <w:pPr>
+        <w:keepNext/>
+        <w:keepLines w:val="0"/>
+        <w:pageBreakBefore w:val="0"/>
+        <w:widowControl w:val="0"/>
+        <w:kinsoku/>
+        <w:wordWrap/>
+        <w:overflowPunct/>
+        <w:topLinePunct w:val="0"/>
+        <w:autoSpaceDE/>
+        <w:autoSpaceDN/>
+        <w:bidi w:val="0"/>
         <w:adjustRightInd w:val="0"/>
         <w:snapToGrid w:val="0"/>
         <w:spacing w:line="600" w:lineRule="exact"/>
         <w:ind w:firstLine="560" w:firstLineChars="200"/>
         <w:jc w:val="left"/>
+        <w:textAlignment w:val="auto"/>
         <w:rPr>
           <w:rFonts w:ascii="仿宋_GB2312" w:eastAsia="仿宋_GB2312"/>
           <w:sz w:val="28"/>
@@ -2251,10 +2326,22 @@
     </w:p>
     <w:p>
       <w:pPr>
+        <w:keepNext/>
+        <w:keepLines w:val="0"/>
+        <w:pageBreakBefore w:val="0"/>
+        <w:widowControl w:val="0"/>
+        <w:kinsoku/>
+        <w:wordWrap/>
+        <w:overflowPunct/>
+        <w:topLinePunct w:val="0"/>
+        <w:autoSpaceDE/>
+        <w:autoSpaceDN/>
+        <w:bidi w:val="0"/>
         <w:adjustRightInd w:val="0"/>
         <w:snapToGrid w:val="0"/>
         <w:spacing w:line="600" w:lineRule="exact"/>
         <w:jc w:val="left"/>
+        <w:textAlignment w:val="auto"/>
         <w:rPr>
           <w:rFonts w:ascii="仿宋_GB2312" w:eastAsia="仿宋_GB2312"/>
           <w:sz w:val="28"/>
@@ -2264,10 +2351,22 @@
     </w:p>
     <w:p>
       <w:pPr>
+        <w:keepNext/>
+        <w:keepLines w:val="0"/>
+        <w:pageBreakBefore w:val="0"/>
+        <w:widowControl w:val="0"/>
+        <w:kinsoku/>
+        <w:wordWrap/>
+        <w:overflowPunct/>
+        <w:topLinePunct w:val="0"/>
+        <w:autoSpaceDE/>
+        <w:autoSpaceDN/>
+        <w:bidi w:val="0"/>
         <w:adjustRightInd w:val="0"/>
         <w:snapToGrid w:val="0"/>
         <w:spacing w:line="600" w:lineRule="exact"/>
         <w:jc w:val="center"/>
+        <w:textAlignment w:val="auto"/>
         <w:rPr>
           <w:rFonts w:hint="eastAsia" w:ascii="仿宋_GB2312" w:eastAsia="仿宋_GB2312"/>
           <w:sz w:val="28"/>
@@ -2316,7 +2415,19 @@
     </w:p>
     <w:p>
       <w:pPr>
+        <w:keepNext w:val="0"/>
+        <w:keepLines/>
+        <w:pageBreakBefore w:val="0"/>
+        <w:widowControl w:val="0"/>
+        <w:kinsoku/>
+        <w:wordWrap/>
+        <w:overflowPunct/>
+        <w:topLinePunct w:val="0"/>
+        <w:autoSpaceDE/>
+        <w:autoSpaceDN/>
+        <w:bidi w:val="0"/>
         <w:ind w:firstLine="4200" w:firstLineChars="1500"/>
+        <w:textAlignment w:val="auto"/>
         <w:rPr>
           <w:rFonts w:hint="eastAsia" w:ascii="仿宋_GB2312" w:eastAsia="仿宋_GB2312"/>
           <w:sz w:val="28"/>
@@ -2327,6 +2438,7 @@
       <w:r>
         <w:rPr>
           <w:rFonts w:hint="eastAsia" w:ascii="仿宋_GB2312" w:eastAsia="仿宋_GB2312"/>
+          <w:color w:val="0000FF"/>
           <w:sz w:val="28"/>
           <w:szCs w:val="28"/>
           <w:u w:val="none"/>
@@ -2346,6 +2458,7 @@
       <w:r>
         <w:rPr>
           <w:rFonts w:hint="eastAsia" w:ascii="仿宋_GB2312" w:eastAsia="仿宋_GB2312"/>
+          <w:color w:val="0000FF"/>
           <w:sz w:val="28"/>
           <w:szCs w:val="28"/>
           <w:u w:val="none"/>
@@ -2365,12 +2478,13 @@
       <w:r>
         <w:rPr>
           <w:rFonts w:hint="eastAsia" w:ascii="仿宋_GB2312" w:eastAsia="仿宋_GB2312"/>
+          <w:color w:val="0000FF"/>
           <w:sz w:val="28"/>
           <w:szCs w:val="28"/>
           <w:u w:val="none"/>
           <w:lang w:val="en-US" w:eastAsia="zh-CN"/>
         </w:rPr>
-        <w:t xml:space="preserve">{{gonggao_day}} </w:t>
+        <w:t>{{gonggao_day}}</w:t>
       </w:r>
       <w:r>
         <w:rPr>
@@ -2378,146 +2492,38 @@
           <w:sz w:val="28"/>
           <w:szCs w:val="28"/>
           <w:u w:val="none"/>
+          <w:lang w:val="en-US" w:eastAsia="zh-CN"/>
+        </w:rPr>
+        <w:t xml:space="preserve"> </w:t>
+      </w:r>
+      <w:r>
+        <w:rPr>
+          <w:rFonts w:hint="eastAsia" w:ascii="仿宋_GB2312" w:eastAsia="仿宋_GB2312"/>
+          <w:sz w:val="28"/>
+          <w:szCs w:val="28"/>
+          <w:u w:val="none"/>
         </w:rPr>
         <w:t>日</w:t>
       </w:r>
     </w:p>
     <w:p>
       <w:pPr>
-        <w:ind w:firstLine="4200" w:firstLineChars="1500"/>
-        <w:rPr>
-          <w:rFonts w:hint="eastAsia" w:ascii="仿宋_GB2312" w:eastAsia="仿宋_GB2312"/>
-          <w:sz w:val="28"/>
-          <w:szCs w:val="28"/>
-        </w:rPr>
-      </w:pPr>
-    </w:p>
-    <w:p>
-      <w:pPr>
-        <w:ind w:firstLine="4200" w:firstLineChars="1500"/>
-        <w:rPr>
-          <w:rFonts w:hint="eastAsia" w:ascii="仿宋_GB2312" w:eastAsia="仿宋_GB2312"/>
-          <w:sz w:val="28"/>
-          <w:szCs w:val="28"/>
-        </w:rPr>
-      </w:pPr>
-    </w:p>
-    <w:p>
-      <w:pPr>
-        <w:ind w:firstLine="4200" w:firstLineChars="1500"/>
-        <w:rPr>
-          <w:rFonts w:hint="eastAsia" w:ascii="仿宋_GB2312" w:eastAsia="仿宋_GB2312"/>
-          <w:sz w:val="28"/>
-          <w:szCs w:val="28"/>
-        </w:rPr>
-      </w:pPr>
-    </w:p>
-    <w:p>
-      <w:pPr>
-        <w:ind w:firstLine="4200" w:firstLineChars="1500"/>
-        <w:rPr>
-          <w:rFonts w:hint="eastAsia" w:ascii="仿宋_GB2312" w:eastAsia="仿宋_GB2312"/>
-          <w:sz w:val="28"/>
-          <w:szCs w:val="28"/>
-        </w:rPr>
-      </w:pPr>
-    </w:p>
-    <w:p>
-      <w:pPr>
-        <w:ind w:firstLine="4200" w:firstLineChars="1500"/>
-        <w:rPr>
-          <w:rFonts w:hint="eastAsia" w:ascii="仿宋_GB2312" w:eastAsia="仿宋_GB2312"/>
-          <w:sz w:val="28"/>
-          <w:szCs w:val="28"/>
-        </w:rPr>
-      </w:pPr>
-    </w:p>
-    <w:p>
-      <w:pPr>
-        <w:ind w:firstLine="4200" w:firstLineChars="1500"/>
-        <w:rPr>
-          <w:rFonts w:hint="eastAsia" w:ascii="仿宋_GB2312" w:eastAsia="仿宋_GB2312"/>
-          <w:sz w:val="28"/>
-          <w:szCs w:val="28"/>
-        </w:rPr>
-      </w:pPr>
-    </w:p>
-    <w:p>
-      <w:pPr>
-        <w:ind w:firstLine="4200" w:firstLineChars="1500"/>
-        <w:rPr>
-          <w:rFonts w:hint="eastAsia" w:ascii="仿宋_GB2312" w:eastAsia="仿宋_GB2312"/>
-          <w:sz w:val="28"/>
-          <w:szCs w:val="28"/>
-        </w:rPr>
-      </w:pPr>
-    </w:p>
-    <w:p>
-      <w:pPr>
-        <w:ind w:firstLine="4200" w:firstLineChars="1500"/>
-        <w:rPr>
-          <w:rFonts w:hint="eastAsia" w:ascii="仿宋_GB2312" w:eastAsia="仿宋_GB2312"/>
-          <w:sz w:val="28"/>
-          <w:szCs w:val="28"/>
-        </w:rPr>
-      </w:pPr>
-    </w:p>
-    <w:p>
-      <w:pPr>
-        <w:ind w:firstLine="4200" w:firstLineChars="1500"/>
-        <w:rPr>
-          <w:rFonts w:hint="eastAsia" w:ascii="仿宋_GB2312" w:eastAsia="仿宋_GB2312"/>
-          <w:sz w:val="28"/>
-          <w:szCs w:val="28"/>
-        </w:rPr>
-      </w:pPr>
-    </w:p>
-    <w:p>
-      <w:pPr>
-        <w:ind w:firstLine="4200" w:firstLineChars="1500"/>
-        <w:rPr>
-          <w:rFonts w:hint="eastAsia" w:ascii="仿宋_GB2312" w:eastAsia="仿宋_GB2312"/>
-          <w:sz w:val="28"/>
-          <w:szCs w:val="28"/>
-        </w:rPr>
-      </w:pPr>
-    </w:p>
-    <w:p>
-      <w:pPr>
-        <w:ind w:firstLine="4200" w:firstLineChars="1500"/>
-        <w:rPr>
-          <w:rFonts w:hint="eastAsia" w:ascii="仿宋_GB2312" w:eastAsia="仿宋_GB2312"/>
-          <w:sz w:val="28"/>
-          <w:szCs w:val="28"/>
-        </w:rPr>
-      </w:pPr>
-    </w:p>
-    <w:p>
-      <w:pPr>
-        <w:ind w:firstLine="4200" w:firstLineChars="1500"/>
-        <w:rPr>
-          <w:rFonts w:hint="eastAsia" w:ascii="仿宋_GB2312" w:eastAsia="仿宋_GB2312"/>
-          <w:sz w:val="28"/>
-          <w:szCs w:val="28"/>
-        </w:rPr>
-      </w:pPr>
-    </w:p>
-    <w:p>
-      <w:pPr>
-        <w:ind w:firstLine="4200" w:firstLineChars="1500"/>
-        <w:rPr>
-          <w:rFonts w:hint="eastAsia" w:ascii="仿宋_GB2312" w:eastAsia="仿宋_GB2312"/>
-          <w:sz w:val="28"/>
-          <w:szCs w:val="28"/>
-        </w:rPr>
-      </w:pPr>
-    </w:p>
-    <w:p>
-      <w:pPr>
+        <w:keepNext w:val="0"/>
+        <w:keepLines w:val="0"/>
+        <w:pageBreakBefore/>
+        <w:widowControl w:val="0"/>
+        <w:kinsoku/>
+        <w:wordWrap/>
+        <w:overflowPunct/>
+        <w:topLinePunct w:val="0"/>
+        <w:autoSpaceDE/>
+        <w:autoSpaceDN/>
+        <w:bidi w:val="0"/>
         <w:adjustRightInd w:val="0"/>
         <w:snapToGrid w:val="0"/>
         <w:spacing w:line="600" w:lineRule="exact"/>
         <w:jc w:val="center"/>
+        <w:textAlignment w:val="auto"/>
         <w:rPr>
           <w:rFonts w:hint="eastAsia" w:asciiTheme="minorEastAsia" w:hAnsiTheme="minorEastAsia"/>
           <w:b/>
@@ -2851,7 +2857,7 @@
             <w:r>
               <w:rPr>
                 <w:rFonts w:hint="eastAsia" w:ascii="仿宋_GB2312" w:hAnsi="仿宋_GB2312" w:eastAsia="仿宋_GB2312" w:cs="仿宋_GB2312"/>
-                <w:color w:val="auto"/>
+                <w:color w:val="0000FF"/>
                 <w:kern w:val="2"/>
                 <w:sz w:val="24"/>
                 <w:szCs w:val="24"/>
@@ -2884,7 +2890,7 @@
             <w:r>
               <w:rPr>
                 <w:rFonts w:hint="eastAsia" w:ascii="仿宋_GB2312" w:hAnsi="仿宋_GB2312" w:eastAsia="仿宋_GB2312" w:cs="仿宋_GB2312"/>
-                <w:color w:val="auto"/>
+                <w:color w:val="0000FF"/>
                 <w:kern w:val="2"/>
                 <w:sz w:val="24"/>
                 <w:szCs w:val="24"/>
@@ -2964,26 +2970,22 @@
     </w:tbl>
     <w:p>
       <w:pPr>
+        <w:keepNext w:val="0"/>
+        <w:keepLines w:val="0"/>
+        <w:pageBreakBefore/>
+        <w:widowControl w:val="0"/>
+        <w:kinsoku/>
+        <w:wordWrap/>
+        <w:overflowPunct/>
+        <w:topLinePunct w:val="0"/>
+        <w:autoSpaceDE/>
+        <w:autoSpaceDN/>
+        <w:bidi w:val="0"/>
         <w:adjustRightInd w:val="0"/>
         <w:snapToGrid w:val="0"/>
         <w:spacing w:line="240" w:lineRule="auto"/>
         <w:jc w:val="center"/>
-        <w:rPr>
-          <w:rFonts w:hint="eastAsia" w:ascii="仿宋_GB2312" w:hAnsi="仿宋_GB2312" w:eastAsia="仿宋_GB2312" w:cs="仿宋_GB2312"/>
-          <w:color w:val="auto"/>
-          <w:kern w:val="2"/>
-          <w:sz w:val="24"/>
-          <w:szCs w:val="24"/>
-          <w:lang w:val="en-US" w:eastAsia="zh-CN"/>
-        </w:rPr>
-      </w:pPr>
-    </w:p>
-    <w:p>
-      <w:pPr>
-        <w:adjustRightInd w:val="0"/>
-        <w:snapToGrid w:val="0"/>
-        <w:spacing w:line="240" w:lineRule="auto"/>
-        <w:jc w:val="center"/>
+        <w:textAlignment w:val="auto"/>
         <w:rPr>
           <w:rFonts w:hint="eastAsia" w:asciiTheme="minorEastAsia" w:hAnsiTheme="minorEastAsia"/>
           <w:b/>
@@ -2992,13 +2994,7 @@
           <w:lang w:val="en-US" w:eastAsia="zh-CN"/>
         </w:rPr>
       </w:pPr>
-    </w:p>
-    <w:p>
-      <w:pPr>
-        <w:adjustRightInd w:val="0"/>
-        <w:snapToGrid w:val="0"/>
-        <w:spacing w:line="240" w:lineRule="auto"/>
-        <w:jc w:val="center"/>
+      <w:r>
         <w:rPr>
           <w:rFonts w:hint="eastAsia" w:asciiTheme="minorEastAsia" w:hAnsiTheme="minorEastAsia"/>
           <w:b/>
@@ -3006,7 +3002,8 @@
           <w:szCs w:val="32"/>
           <w:lang w:val="en-US" w:eastAsia="zh-CN"/>
         </w:rPr>
-      </w:pPr>
+        <w:t>意向报名文件格式</w:t>
+      </w:r>
     </w:p>
     <w:p>
       <w:pPr>
@@ -3025,421 +3022,6 @@
     </w:p>
     <w:p>
       <w:pPr>
-        <w:adjustRightInd w:val="0"/>
-        <w:snapToGrid w:val="0"/>
-        <w:spacing w:line="240" w:lineRule="auto"/>
-        <w:jc w:val="center"/>
-        <w:rPr>
-          <w:rFonts w:hint="eastAsia" w:asciiTheme="minorEastAsia" w:hAnsiTheme="minorEastAsia"/>
-          <w:b/>
-          <w:sz w:val="32"/>
-          <w:szCs w:val="32"/>
-          <w:lang w:val="en-US" w:eastAsia="zh-CN"/>
-        </w:rPr>
-      </w:pPr>
-    </w:p>
-    <w:p>
-      <w:pPr>
-        <w:adjustRightInd w:val="0"/>
-        <w:snapToGrid w:val="0"/>
-        <w:spacing w:line="240" w:lineRule="auto"/>
-        <w:jc w:val="center"/>
-        <w:rPr>
-          <w:rFonts w:hint="eastAsia" w:asciiTheme="minorEastAsia" w:hAnsiTheme="minorEastAsia"/>
-          <w:b/>
-          <w:sz w:val="32"/>
-          <w:szCs w:val="32"/>
-          <w:lang w:val="en-US" w:eastAsia="zh-CN"/>
-        </w:rPr>
-      </w:pPr>
-    </w:p>
-    <w:p>
-      <w:pPr>
-        <w:adjustRightInd w:val="0"/>
-        <w:snapToGrid w:val="0"/>
-        <w:spacing w:line="240" w:lineRule="auto"/>
-        <w:jc w:val="center"/>
-        <w:rPr>
-          <w:rFonts w:hint="eastAsia" w:asciiTheme="minorEastAsia" w:hAnsiTheme="minorEastAsia"/>
-          <w:b/>
-          <w:sz w:val="32"/>
-          <w:szCs w:val="32"/>
-          <w:lang w:val="en-US" w:eastAsia="zh-CN"/>
-        </w:rPr>
-      </w:pPr>
-    </w:p>
-    <w:p>
-      <w:pPr>
-        <w:adjustRightInd w:val="0"/>
-        <w:snapToGrid w:val="0"/>
-        <w:spacing w:line="240" w:lineRule="auto"/>
-        <w:jc w:val="center"/>
-        <w:rPr>
-          <w:rFonts w:hint="eastAsia" w:asciiTheme="minorEastAsia" w:hAnsiTheme="minorEastAsia"/>
-          <w:b/>
-          <w:sz w:val="32"/>
-          <w:szCs w:val="32"/>
-          <w:lang w:val="en-US" w:eastAsia="zh-CN"/>
-        </w:rPr>
-      </w:pPr>
-    </w:p>
-    <w:p>
-      <w:pPr>
-        <w:adjustRightInd w:val="0"/>
-        <w:snapToGrid w:val="0"/>
-        <w:spacing w:line="240" w:lineRule="auto"/>
-        <w:jc w:val="center"/>
-        <w:rPr>
-          <w:rFonts w:hint="eastAsia" w:asciiTheme="minorEastAsia" w:hAnsiTheme="minorEastAsia"/>
-          <w:b/>
-          <w:sz w:val="32"/>
-          <w:szCs w:val="32"/>
-          <w:lang w:val="en-US" w:eastAsia="zh-CN"/>
-        </w:rPr>
-      </w:pPr>
-    </w:p>
-    <w:p>
-      <w:pPr>
-        <w:adjustRightInd w:val="0"/>
-        <w:snapToGrid w:val="0"/>
-        <w:spacing w:line="240" w:lineRule="auto"/>
-        <w:jc w:val="center"/>
-        <w:rPr>
-          <w:rFonts w:hint="eastAsia" w:asciiTheme="minorEastAsia" w:hAnsiTheme="minorEastAsia"/>
-          <w:b/>
-          <w:sz w:val="32"/>
-          <w:szCs w:val="32"/>
-          <w:lang w:val="en-US" w:eastAsia="zh-CN"/>
-        </w:rPr>
-      </w:pPr>
-    </w:p>
-    <w:p>
-      <w:pPr>
-        <w:adjustRightInd w:val="0"/>
-        <w:snapToGrid w:val="0"/>
-        <w:spacing w:line="240" w:lineRule="auto"/>
-        <w:jc w:val="center"/>
-        <w:rPr>
-          <w:rFonts w:hint="eastAsia" w:asciiTheme="minorEastAsia" w:hAnsiTheme="minorEastAsia"/>
-          <w:b/>
-          <w:sz w:val="32"/>
-          <w:szCs w:val="32"/>
-          <w:lang w:val="en-US" w:eastAsia="zh-CN"/>
-        </w:rPr>
-      </w:pPr>
-    </w:p>
-    <w:p>
-      <w:pPr>
-        <w:adjustRightInd w:val="0"/>
-        <w:snapToGrid w:val="0"/>
-        <w:spacing w:line="240" w:lineRule="auto"/>
-        <w:jc w:val="center"/>
-        <w:rPr>
-          <w:rFonts w:hint="eastAsia" w:asciiTheme="minorEastAsia" w:hAnsiTheme="minorEastAsia"/>
-          <w:b/>
-          <w:sz w:val="32"/>
-          <w:szCs w:val="32"/>
-          <w:lang w:val="en-US" w:eastAsia="zh-CN"/>
-        </w:rPr>
-      </w:pPr>
-    </w:p>
-    <w:p>
-      <w:pPr>
-        <w:adjustRightInd w:val="0"/>
-        <w:snapToGrid w:val="0"/>
-        <w:spacing w:line="240" w:lineRule="auto"/>
-        <w:jc w:val="center"/>
-        <w:rPr>
-          <w:rFonts w:hint="eastAsia" w:asciiTheme="minorEastAsia" w:hAnsiTheme="minorEastAsia"/>
-          <w:b/>
-          <w:sz w:val="32"/>
-          <w:szCs w:val="32"/>
-          <w:lang w:val="en-US" w:eastAsia="zh-CN"/>
-        </w:rPr>
-      </w:pPr>
-    </w:p>
-    <w:p>
-      <w:pPr>
-        <w:adjustRightInd w:val="0"/>
-        <w:snapToGrid w:val="0"/>
-        <w:spacing w:line="240" w:lineRule="auto"/>
-        <w:jc w:val="center"/>
-        <w:rPr>
-          <w:rFonts w:hint="eastAsia" w:asciiTheme="minorEastAsia" w:hAnsiTheme="minorEastAsia"/>
-          <w:b/>
-          <w:sz w:val="32"/>
-          <w:szCs w:val="32"/>
-          <w:lang w:val="en-US" w:eastAsia="zh-CN"/>
-        </w:rPr>
-      </w:pPr>
-    </w:p>
-    <w:p>
-      <w:pPr>
-        <w:adjustRightInd w:val="0"/>
-        <w:snapToGrid w:val="0"/>
-        <w:spacing w:line="240" w:lineRule="auto"/>
-        <w:jc w:val="center"/>
-        <w:rPr>
-          <w:rFonts w:hint="eastAsia" w:asciiTheme="minorEastAsia" w:hAnsiTheme="minorEastAsia"/>
-          <w:b/>
-          <w:sz w:val="32"/>
-          <w:szCs w:val="32"/>
-          <w:lang w:val="en-US" w:eastAsia="zh-CN"/>
-        </w:rPr>
-      </w:pPr>
-    </w:p>
-    <w:p>
-      <w:pPr>
-        <w:adjustRightInd w:val="0"/>
-        <w:snapToGrid w:val="0"/>
-        <w:spacing w:line="240" w:lineRule="auto"/>
-        <w:jc w:val="center"/>
-        <w:rPr>
-          <w:rFonts w:hint="eastAsia" w:asciiTheme="minorEastAsia" w:hAnsiTheme="minorEastAsia"/>
-          <w:b/>
-          <w:sz w:val="32"/>
-          <w:szCs w:val="32"/>
-          <w:lang w:val="en-US" w:eastAsia="zh-CN"/>
-        </w:rPr>
-      </w:pPr>
-    </w:p>
-    <w:p>
-      <w:pPr>
-        <w:adjustRightInd w:val="0"/>
-        <w:snapToGrid w:val="0"/>
-        <w:spacing w:line="240" w:lineRule="auto"/>
-        <w:jc w:val="center"/>
-        <w:rPr>
-          <w:rFonts w:hint="eastAsia" w:asciiTheme="minorEastAsia" w:hAnsiTheme="minorEastAsia"/>
-          <w:b/>
-          <w:sz w:val="32"/>
-          <w:szCs w:val="32"/>
-          <w:lang w:val="en-US" w:eastAsia="zh-CN"/>
-        </w:rPr>
-      </w:pPr>
-    </w:p>
-    <w:p>
-      <w:pPr>
-        <w:adjustRightInd w:val="0"/>
-        <w:snapToGrid w:val="0"/>
-        <w:spacing w:line="240" w:lineRule="auto"/>
-        <w:jc w:val="center"/>
-        <w:rPr>
-          <w:rFonts w:hint="eastAsia" w:asciiTheme="minorEastAsia" w:hAnsiTheme="minorEastAsia"/>
-          <w:b/>
-          <w:sz w:val="32"/>
-          <w:szCs w:val="32"/>
-          <w:lang w:val="en-US" w:eastAsia="zh-CN"/>
-        </w:rPr>
-      </w:pPr>
-    </w:p>
-    <w:p>
-      <w:pPr>
-        <w:adjustRightInd w:val="0"/>
-        <w:snapToGrid w:val="0"/>
-        <w:spacing w:line="240" w:lineRule="auto"/>
-        <w:jc w:val="center"/>
-        <w:rPr>
-          <w:rFonts w:hint="eastAsia" w:asciiTheme="minorEastAsia" w:hAnsiTheme="minorEastAsia"/>
-          <w:b/>
-          <w:sz w:val="32"/>
-          <w:szCs w:val="32"/>
-          <w:lang w:val="en-US" w:eastAsia="zh-CN"/>
-        </w:rPr>
-      </w:pPr>
-    </w:p>
-    <w:p>
-      <w:pPr>
-        <w:adjustRightInd w:val="0"/>
-        <w:snapToGrid w:val="0"/>
-        <w:spacing w:line="240" w:lineRule="auto"/>
-        <w:jc w:val="center"/>
-        <w:rPr>
-          <w:rFonts w:hint="eastAsia" w:asciiTheme="minorEastAsia" w:hAnsiTheme="minorEastAsia"/>
-          <w:b/>
-          <w:sz w:val="32"/>
-          <w:szCs w:val="32"/>
-          <w:lang w:val="en-US" w:eastAsia="zh-CN"/>
-        </w:rPr>
-      </w:pPr>
-    </w:p>
-    <w:p>
-      <w:pPr>
-        <w:adjustRightInd w:val="0"/>
-        <w:snapToGrid w:val="0"/>
-        <w:spacing w:line="240" w:lineRule="auto"/>
-        <w:jc w:val="center"/>
-        <w:rPr>
-          <w:rFonts w:hint="eastAsia" w:asciiTheme="minorEastAsia" w:hAnsiTheme="minorEastAsia"/>
-          <w:b/>
-          <w:sz w:val="32"/>
-          <w:szCs w:val="32"/>
-          <w:lang w:val="en-US" w:eastAsia="zh-CN"/>
-        </w:rPr>
-      </w:pPr>
-    </w:p>
-    <w:p>
-      <w:pPr>
-        <w:adjustRightInd w:val="0"/>
-        <w:snapToGrid w:val="0"/>
-        <w:spacing w:line="240" w:lineRule="auto"/>
-        <w:jc w:val="center"/>
-        <w:rPr>
-          <w:rFonts w:hint="eastAsia" w:asciiTheme="minorEastAsia" w:hAnsiTheme="minorEastAsia"/>
-          <w:b/>
-          <w:sz w:val="32"/>
-          <w:szCs w:val="32"/>
-          <w:lang w:val="en-US" w:eastAsia="zh-CN"/>
-        </w:rPr>
-      </w:pPr>
-    </w:p>
-    <w:p>
-      <w:pPr>
-        <w:adjustRightInd w:val="0"/>
-        <w:snapToGrid w:val="0"/>
-        <w:spacing w:line="240" w:lineRule="auto"/>
-        <w:jc w:val="center"/>
-        <w:rPr>
-          <w:rFonts w:hint="eastAsia" w:asciiTheme="minorEastAsia" w:hAnsiTheme="minorEastAsia"/>
-          <w:b/>
-          <w:sz w:val="32"/>
-          <w:szCs w:val="32"/>
-          <w:lang w:val="en-US" w:eastAsia="zh-CN"/>
-        </w:rPr>
-      </w:pPr>
-    </w:p>
-    <w:p>
-      <w:pPr>
-        <w:adjustRightInd w:val="0"/>
-        <w:snapToGrid w:val="0"/>
-        <w:spacing w:line="240" w:lineRule="auto"/>
-        <w:jc w:val="center"/>
-        <w:rPr>
-          <w:rFonts w:hint="eastAsia" w:asciiTheme="minorEastAsia" w:hAnsiTheme="minorEastAsia"/>
-          <w:b/>
-          <w:sz w:val="32"/>
-          <w:szCs w:val="32"/>
-          <w:lang w:val="en-US" w:eastAsia="zh-CN"/>
-        </w:rPr>
-      </w:pPr>
-    </w:p>
-    <w:p>
-      <w:pPr>
-        <w:adjustRightInd w:val="0"/>
-        <w:snapToGrid w:val="0"/>
-        <w:spacing w:line="240" w:lineRule="auto"/>
-        <w:jc w:val="center"/>
-        <w:rPr>
-          <w:rFonts w:hint="eastAsia" w:asciiTheme="minorEastAsia" w:hAnsiTheme="minorEastAsia"/>
-          <w:b/>
-          <w:sz w:val="32"/>
-          <w:szCs w:val="32"/>
-          <w:lang w:val="en-US" w:eastAsia="zh-CN"/>
-        </w:rPr>
-      </w:pPr>
-    </w:p>
-    <w:p>
-      <w:pPr>
-        <w:adjustRightInd w:val="0"/>
-        <w:snapToGrid w:val="0"/>
-        <w:spacing w:line="240" w:lineRule="auto"/>
-        <w:jc w:val="center"/>
-        <w:rPr>
-          <w:rFonts w:hint="eastAsia" w:asciiTheme="minorEastAsia" w:hAnsiTheme="minorEastAsia"/>
-          <w:b/>
-          <w:sz w:val="32"/>
-          <w:szCs w:val="32"/>
-          <w:lang w:val="en-US" w:eastAsia="zh-CN"/>
-        </w:rPr>
-      </w:pPr>
-    </w:p>
-    <w:p>
-      <w:pPr>
-        <w:adjustRightInd w:val="0"/>
-        <w:snapToGrid w:val="0"/>
-        <w:spacing w:line="240" w:lineRule="auto"/>
-        <w:jc w:val="center"/>
-        <w:rPr>
-          <w:rFonts w:hint="eastAsia" w:asciiTheme="minorEastAsia" w:hAnsiTheme="minorEastAsia"/>
-          <w:b/>
-          <w:sz w:val="32"/>
-          <w:szCs w:val="32"/>
-          <w:lang w:val="en-US" w:eastAsia="zh-CN"/>
-        </w:rPr>
-      </w:pPr>
-    </w:p>
-    <w:p>
-      <w:pPr>
-        <w:adjustRightInd w:val="0"/>
-        <w:snapToGrid w:val="0"/>
-        <w:spacing w:line="240" w:lineRule="auto"/>
-        <w:jc w:val="center"/>
-        <w:rPr>
-          <w:rFonts w:hint="eastAsia" w:asciiTheme="minorEastAsia" w:hAnsiTheme="minorEastAsia"/>
-          <w:b/>
-          <w:sz w:val="32"/>
-          <w:szCs w:val="32"/>
-          <w:lang w:val="en-US" w:eastAsia="zh-CN"/>
-        </w:rPr>
-      </w:pPr>
-    </w:p>
-    <w:p>
-      <w:pPr>
-        <w:adjustRightInd w:val="0"/>
-        <w:snapToGrid w:val="0"/>
-        <w:spacing w:line="240" w:lineRule="auto"/>
-        <w:jc w:val="center"/>
-        <w:rPr>
-          <w:rFonts w:hint="eastAsia" w:asciiTheme="minorEastAsia" w:hAnsiTheme="minorEastAsia"/>
-          <w:b/>
-          <w:sz w:val="32"/>
-          <w:szCs w:val="32"/>
-          <w:lang w:val="en-US" w:eastAsia="zh-CN"/>
-        </w:rPr>
-      </w:pPr>
-    </w:p>
-    <w:p>
-      <w:pPr>
-        <w:adjustRightInd w:val="0"/>
-        <w:snapToGrid w:val="0"/>
-        <w:spacing w:line="240" w:lineRule="auto"/>
-        <w:jc w:val="center"/>
-        <w:rPr>
-          <w:rFonts w:hint="eastAsia" w:asciiTheme="minorEastAsia" w:hAnsiTheme="minorEastAsia"/>
-          <w:b/>
-          <w:sz w:val="32"/>
-          <w:szCs w:val="32"/>
-          <w:lang w:val="en-US" w:eastAsia="zh-CN"/>
-        </w:rPr>
-      </w:pPr>
-      <w:r>
-        <w:rPr>
-          <w:rFonts w:hint="eastAsia" w:asciiTheme="minorEastAsia" w:hAnsiTheme="minorEastAsia"/>
-          <w:b/>
-          <w:sz w:val="32"/>
-          <w:szCs w:val="32"/>
-          <w:lang w:val="en-US" w:eastAsia="zh-CN"/>
-        </w:rPr>
-        <w:t>意向报名文件格式</w:t>
-      </w:r>
-    </w:p>
-    <w:p>
-      <w:pPr>
-        <w:adjustRightInd w:val="0"/>
-        <w:snapToGrid w:val="0"/>
-        <w:spacing w:line="240" w:lineRule="auto"/>
-        <w:jc w:val="center"/>
-        <w:rPr>
-          <w:rFonts w:hint="eastAsia" w:asciiTheme="minorEastAsia" w:hAnsiTheme="minorEastAsia"/>
-          <w:b/>
-          <w:sz w:val="32"/>
-          <w:szCs w:val="32"/>
-          <w:lang w:val="en-US" w:eastAsia="zh-CN"/>
-        </w:rPr>
-      </w:pPr>
-    </w:p>
-    <w:p>
-      <w:pPr>
         <w:spacing w:line="360" w:lineRule="auto"/>
         <w:jc w:val="center"/>
         <w:rPr>
@@ -3556,6 +3138,7 @@
       <w:r>
         <w:rPr>
           <w:rFonts w:hint="eastAsia" w:ascii="仿宋" w:hAnsi="仿宋" w:eastAsia="仿宋" w:cs="仿宋"/>
+          <w:color w:val="0000FF"/>
           <w:sz w:val="30"/>
           <w:szCs w:val="30"/>
           <w:u w:val="single"/>
@@ -3574,12 +3157,13 @@
       <w:r>
         <w:rPr>
           <w:rFonts w:hint="eastAsia" w:ascii="仿宋" w:hAnsi="仿宋" w:eastAsia="仿宋" w:cs="仿宋"/>
+          <w:color w:val="0000FF"/>
           <w:sz w:val="30"/>
           <w:szCs w:val="30"/>
           <w:u w:val="single"/>
           <w:lang w:val="en-US" w:eastAsia="zh-CN"/>
         </w:rPr>
-        <w:t>{{yixiang_baoming_neirong}}</w:t>
+        <w:t>{{caigou_neirong}}</w:t>
       </w:r>
       <w:r>
         <w:rPr>
@@ -3608,6 +3192,8 @@
           <w:szCs w:val="30"/>
         </w:rPr>
       </w:pPr>
+      <w:bookmarkStart w:id="1" w:name="_GoBack"/>
+      <w:bookmarkEnd w:id="1"/>
     </w:p>
     <w:p>
       <w:pPr>
